--- a/Team lead/Team mangement.docx
+++ b/Team lead/Team mangement.docx
@@ -1,9 +1,16 @@
 
 <file path=word/document.xml><?xml version="1.0" encoding="utf-8"?>
-<w:document xmlns:wpc="http://schemas.microsoft.com/office/word/2010/wordprocessingCanvas" xmlns:cx="http://schemas.microsoft.com/office/drawing/2014/chartex" xmlns:cx1="http://schemas.microsoft.com/office/drawing/2015/9/8/chartex" xmlns:cx2="http://schemas.microsoft.com/office/drawing/2015/10/21/chartex" xmlns:cx3="http://schemas.microsoft.com/office/drawing/2016/5/9/chartex" xmlns:cx4="http://schemas.microsoft.com/office/drawing/2016/5/10/chartex" xmlns:cx5="http://schemas.microsoft.com/office/drawing/2016/5/11/chartex" xmlns:cx6="http://schemas.microsoft.com/office/drawing/2016/5/12/chartex" xmlns:cx7="http://schemas.microsoft.com/office/drawing/2016/5/13/chartex" xmlns:cx8="http://schemas.microsoft.com/office/drawing/2016/5/14/chartex" xmlns:mc="http://schemas.openxmlformats.org/markup-compatibility/2006" xmlns:aink="http://schemas.microsoft.com/office/drawing/2016/ink" xmlns:am3d="http://schemas.microsoft.com/office/drawing/2017/model3d" xmlns:o="urn:schemas-microsoft-com:office:office" xmlns:r="http://schemas.openxmlformats.org/officeDocument/2006/relationships" xmlns:m="http://schemas.openxmlformats.org/officeDocument/2006/math" xmlns:v="urn:schemas-microsoft-com:vml" xmlns:wp14="http://schemas.microsoft.com/office/word/2010/wordprocessingDrawing" xmlns:wp="http://schemas.openxmlformats.org/drawingml/2006/wordprocessingDrawing" xmlns:w10="urn:schemas-microsoft-com:office:word" xmlns:w="http://schemas.openxmlformats.org/wordprocessingml/2006/main" xmlns:w14="http://schemas.microsoft.com/office/word/2010/wordml" xmlns:w15="http://schemas.microsoft.com/office/word/2012/wordml" xmlns:w16cex="http://schemas.microsoft.com/office/word/2018/wordml/cex" xmlns:w16cid="http://schemas.microsoft.com/office/word/2016/wordml/cid" xmlns:w16="http://schemas.microsoft.com/office/word/2018/wordml" xmlns:w16sdtdh="http://schemas.microsoft.com/office/word/2020/wordml/sdtdatahash" xmlns:w16se="http://schemas.microsoft.com/office/word/2015/wordml/symex" xmlns:wpg="http://schemas.microsoft.com/office/word/2010/wordprocessingGroup" xmlns:wpi="http://schemas.microsoft.com/office/word/2010/wordprocessingInk" xmlns:wne="http://schemas.microsoft.com/office/word/2006/wordml" xmlns:wps="http://schemas.microsoft.com/office/word/2010/wordprocessingShape" mc:Ignorable="w14 w15 w16se w16cid w16 w16cex w16sdtdh wp14">
+<w:document xmlns:wpc="http://schemas.microsoft.com/office/word/2010/wordprocessingCanvas" xmlns:cx="http://schemas.microsoft.com/office/drawing/2014/chartex" xmlns:cx1="http://schemas.microsoft.com/office/drawing/2015/9/8/chartex" xmlns:cx2="http://schemas.microsoft.com/office/drawing/2015/10/21/chartex" xmlns:cx3="http://schemas.microsoft.com/office/drawing/2016/5/9/chartex" xmlns:cx4="http://schemas.microsoft.com/office/drawing/2016/5/10/chartex" xmlns:cx5="http://schemas.microsoft.com/office/drawing/2016/5/11/chartex" xmlns:cx6="http://schemas.microsoft.com/office/drawing/2016/5/12/chartex" xmlns:cx7="http://schemas.microsoft.com/office/drawing/2016/5/13/chartex" xmlns:cx8="http://schemas.microsoft.com/office/drawing/2016/5/14/chartex" xmlns:mc="http://schemas.openxmlformats.org/markup-compatibility/2006" xmlns:aink="http://schemas.microsoft.com/office/drawing/2016/ink" xmlns:am3d="http://schemas.microsoft.com/office/drawing/2017/model3d" xmlns:o="urn:schemas-microsoft-com:office:office" xmlns:oel="http://schemas.microsoft.com/office/2019/extlst" xmlns:r="http://schemas.openxmlformats.org/officeDocument/2006/relationships" xmlns:m="http://schemas.openxmlformats.org/officeDocument/2006/math" xmlns:v="urn:schemas-microsoft-com:vml" xmlns:wp14="http://schemas.microsoft.com/office/word/2010/wordprocessingDrawing" xmlns:wp="http://schemas.openxmlformats.org/drawingml/2006/wordprocessingDrawing" xmlns:w10="urn:schemas-microsoft-com:office:word" xmlns:w="http://schemas.openxmlformats.org/wordprocessingml/2006/main" xmlns:w14="http://schemas.microsoft.com/office/word/2010/wordml" xmlns:w15="http://schemas.microsoft.com/office/word/2012/wordml" xmlns:w16cex="http://schemas.microsoft.com/office/word/2018/wordml/cex" xmlns:w16cid="http://schemas.microsoft.com/office/word/2016/wordml/cid" xmlns:w16="http://schemas.microsoft.com/office/word/2018/wordml" xmlns:w16sdtdh="http://schemas.microsoft.com/office/word/2020/wordml/sdtdatahash" xmlns:w16se="http://schemas.microsoft.com/office/word/2015/wordml/symex" xmlns:wpg="http://schemas.microsoft.com/office/word/2010/wordprocessingGroup" xmlns:wpi="http://schemas.microsoft.com/office/word/2010/wordprocessingInk" xmlns:wne="http://schemas.microsoft.com/office/word/2006/wordml" xmlns:wps="http://schemas.microsoft.com/office/word/2010/wordprocessingShape" mc:Ignorable="w14 w15 w16se w16cid w16 w16cex w16sdtdh wp14">
   <w:body>
     <w:sdt>
       <w:sdtPr>
+        <w:rPr>
+          <w:rFonts w:asciiTheme="minorHAnsi" w:eastAsiaTheme="minorHAnsi" w:hAnsiTheme="minorHAnsi" w:cstheme="minorBidi"/>
+          <w:color w:val="auto"/>
+          <w:sz w:val="22"/>
+          <w:szCs w:val="22"/>
+          <w:lang w:val="ru-RU"/>
+        </w:rPr>
         <w:id w:val="2107609369"/>
         <w:docPartObj>
           <w:docPartGallery w:val="Table of Contents"/>
@@ -12,14 +19,9 @@
       </w:sdtPr>
       <w:sdtEndPr>
         <w:rPr>
-          <w:rFonts w:asciiTheme="minorHAnsi" w:eastAsiaTheme="minorHAnsi" w:hAnsiTheme="minorHAnsi" w:cstheme="minorBidi"/>
           <w:b/>
           <w:bCs/>
           <w:noProof/>
-          <w:color w:val="auto"/>
-          <w:sz w:val="22"/>
-          <w:szCs w:val="22"/>
-          <w:lang w:val="ru-RU"/>
         </w:rPr>
       </w:sdtEndPr>
       <w:sdtContent>
@@ -1073,21 +1075,7 @@
           <w:lang w:val="en-US"/>
         </w:rPr>
         <w:lastRenderedPageBreak/>
-        <w:t xml:space="preserve">Tell me about a </w:t>
-      </w:r>
-      <w:proofErr w:type="gramStart"/>
-      <w:r>
-        <w:rPr>
-          <w:lang w:val="en-US"/>
-        </w:rPr>
-        <w:t>time things</w:t>
-      </w:r>
-      <w:proofErr w:type="gramEnd"/>
-      <w:r>
-        <w:rPr>
-          <w:lang w:val="en-US"/>
-        </w:rPr>
-        <w:t xml:space="preserve"> didn't go as planned. What did you do to handle this situation?</w:t>
+        <w:t>Tell me about a time things didn't go as planned. What did you do to handle this situation?</w:t>
       </w:r>
       <w:bookmarkEnd w:id="3"/>
     </w:p>
@@ -1483,6 +1471,597 @@
       <w:pPr>
         <w:rPr>
           <w:lang w:val="en-US"/>
+        </w:rPr>
+      </w:pPr>
+    </w:p>
+    <w:p>
+      <w:pPr>
+        <w:rPr>
+          <w:lang w:val="en-US"/>
+        </w:rPr>
+      </w:pPr>
+    </w:p>
+    <w:p>
+      <w:pPr>
+        <w:pStyle w:val="Heading1"/>
+        <w:rPr>
+          <w:lang w:val="en-US"/>
+        </w:rPr>
+      </w:pPr>
+      <w:r>
+        <w:rPr>
+          <w:lang w:val="en-US"/>
+        </w:rPr>
+        <w:t>War room methodology</w:t>
+      </w:r>
+    </w:p>
+    <w:p>
+      <w:pPr>
+        <w:rPr>
+          <w:lang w:val="en-US"/>
+        </w:rPr>
+      </w:pPr>
+    </w:p>
+    <w:p>
+      <w:pPr>
+        <w:rPr>
+          <w:lang w:val="en-150"/>
+        </w:rPr>
+      </w:pPr>
+      <w:r>
+        <w:rPr>
+          <w:lang w:val="en-150"/>
+        </w:rPr>
+        <w:lastRenderedPageBreak/>
+        <w:t>The basic principle of the war room is to gather all people </w:t>
+      </w:r>
+      <w:hyperlink r:id="rId6" w:history="1">
+        <w:r>
+          <w:rPr>
+            <w:rStyle w:val="Hyperlink"/>
+            <w:lang w:val="en-150"/>
+          </w:rPr>
+          <w:t>responsible for carrying out the project</w:t>
+        </w:r>
+      </w:hyperlink>
+      <w:r>
+        <w:rPr>
+          <w:lang w:val="en-150"/>
+        </w:rPr>
+        <w:t> in one room where they can communicate easier and gather thoughts together. Mostly, the war room is a physical room, but it can also be virtual or a combination of both. Whatever shape it is in, these are the main principles of a war room.</w:t>
+      </w:r>
+    </w:p>
+    <w:p>
+      <w:pPr>
+        <w:rPr>
+          <w:b/>
+          <w:bCs/>
+          <w:lang w:val="en-150"/>
+        </w:rPr>
+      </w:pPr>
+      <w:r>
+        <w:rPr>
+          <w:b/>
+          <w:bCs/>
+          <w:lang w:val="en-150"/>
+        </w:rPr>
+        <w:t>Effective Communication</w:t>
+      </w:r>
+    </w:p>
+    <w:p>
+      <w:pPr>
+        <w:rPr>
+          <w:lang w:val="en-150"/>
+        </w:rPr>
+      </w:pPr>
+      <w:r>
+        <w:rPr>
+          <w:lang w:val="en-150"/>
+        </w:rPr>
+        <w:t>Everyone in the room should be able to see and hear everything that is being discussed and have the freedom to contribute to the project. Every piece of information should be conveyed clearly.</w:t>
+      </w:r>
+    </w:p>
+    <w:p>
+      <w:pPr>
+        <w:rPr>
+          <w:b/>
+          <w:bCs/>
+          <w:lang w:val="en-150"/>
+        </w:rPr>
+      </w:pPr>
+      <w:r>
+        <w:rPr>
+          <w:b/>
+          <w:bCs/>
+          <w:lang w:val="en-150"/>
+        </w:rPr>
+        <w:t>Surface Area is Used</w:t>
+      </w:r>
+    </w:p>
+    <w:p>
+      <w:pPr>
+        <w:rPr>
+          <w:lang w:val="en-150"/>
+        </w:rPr>
+      </w:pPr>
+      <w:r>
+        <w:rPr>
+          <w:lang w:val="en-150"/>
+        </w:rPr>
+        <w:t>In every war room, there should be enough space to write, such as an </w:t>
+      </w:r>
+      <w:hyperlink r:id="rId7" w:history="1">
+        <w:r>
+          <w:rPr>
+            <w:rStyle w:val="Hyperlink"/>
+            <w:lang w:val="en-150"/>
+          </w:rPr>
+          <w:t>interactive whiteboard</w:t>
+        </w:r>
+      </w:hyperlink>
+      <w:r>
+        <w:rPr>
+          <w:lang w:val="en-150"/>
+        </w:rPr>
+        <w:t>, chalkboard, or walls. It should be the focal point of the room, somewhere where everyone can see and hear what is being said clearly.</w:t>
+      </w:r>
+    </w:p>
+    <w:p>
+      <w:pPr>
+        <w:rPr>
+          <w:b/>
+          <w:bCs/>
+          <w:lang w:val="en-150"/>
+        </w:rPr>
+      </w:pPr>
+      <w:r>
+        <w:rPr>
+          <w:b/>
+          <w:bCs/>
+          <w:lang w:val="en-150"/>
+        </w:rPr>
+        <w:t>Everyone Should be Involved</w:t>
+      </w:r>
+    </w:p>
+    <w:p>
+      <w:pPr>
+        <w:rPr>
+          <w:lang w:val="en-150"/>
+        </w:rPr>
+      </w:pPr>
+      <w:r>
+        <w:rPr>
+          <w:lang w:val="en-150"/>
+        </w:rPr>
+        <w:t>The war room should be a place of equality where everyone has the ability to present their own ideas and thoughts on the project.</w:t>
+      </w:r>
+    </w:p>
+    <w:p>
+      <w:pPr>
+        <w:rPr>
+          <w:lang w:val="en-150"/>
+        </w:rPr>
+      </w:pPr>
+      <w:r>
+        <w:rPr>
+          <w:lang w:val="en-150"/>
+        </w:rPr>
+        <w:t>Additionally, it should be done in such a way that everyone can hear and see everything that is being discussed. This creates a feeling of accountability, dedication to the project, and equality among the members.</w:t>
+      </w:r>
+    </w:p>
+    <w:p>
+      <w:pPr>
+        <w:rPr>
+          <w:b/>
+          <w:bCs/>
+          <w:lang w:val="en-150"/>
+        </w:rPr>
+      </w:pPr>
+      <w:r>
+        <w:rPr>
+          <w:b/>
+          <w:bCs/>
+          <w:lang w:val="en-150"/>
+        </w:rPr>
+        <w:t>Visualization</w:t>
+      </w:r>
+    </w:p>
+    <w:p>
+      <w:pPr>
+        <w:rPr>
+          <w:lang w:val="en-150"/>
+        </w:rPr>
+      </w:pPr>
+      <w:r>
+        <w:rPr>
+          <w:lang w:val="en-150"/>
+        </w:rPr>
+        <w:t>The aspect of visualization is very important for war rooms. In addition to the surface area, the war room should contain lots of visual representations where different metrics or numbers are presented. This includes sticky notes, graphs, photos, wireframes, tables, user interface designs, and more. This is where </w:t>
+      </w:r>
+      <w:hyperlink r:id="rId8" w:history="1">
+        <w:r>
+          <w:rPr>
+            <w:rStyle w:val="Hyperlink"/>
+            <w:lang w:val="en-150"/>
+          </w:rPr>
+          <w:t>data and information</w:t>
+        </w:r>
+      </w:hyperlink>
+      <w:r>
+        <w:rPr>
+          <w:lang w:val="en-150"/>
+        </w:rPr>
+        <w:t> about the project should be presented clearly.</w:t>
+      </w:r>
+    </w:p>
+    <w:p>
+      <w:pPr>
+        <w:rPr>
+          <w:b/>
+          <w:bCs/>
+          <w:lang w:val="en-150"/>
+        </w:rPr>
+      </w:pPr>
+      <w:r>
+        <w:rPr>
+          <w:b/>
+          <w:bCs/>
+          <w:lang w:val="en-150"/>
+        </w:rPr>
+        <w:t>Variety</w:t>
+      </w:r>
+    </w:p>
+    <w:p>
+      <w:pPr>
+        <w:rPr>
+          <w:lang w:val="en-150"/>
+        </w:rPr>
+      </w:pPr>
+      <w:r>
+        <w:rPr>
+          <w:lang w:val="en-150"/>
+        </w:rPr>
+        <w:t>To cover all aspects of the projects, other people from other fields should sometimes be invited to present an alternative perspective.</w:t>
+      </w:r>
+    </w:p>
+    <w:p>
+      <w:pPr>
+        <w:rPr>
+          <w:b/>
+          <w:bCs/>
+          <w:lang w:val="en-150"/>
+        </w:rPr>
+      </w:pPr>
+      <w:r>
+        <w:rPr>
+          <w:b/>
+          <w:bCs/>
+          <w:lang w:val="en-150"/>
+        </w:rPr>
+        <w:t>A War Room is Not a Meeting Room</w:t>
+      </w:r>
+    </w:p>
+    <w:p>
+      <w:pPr>
+        <w:rPr>
+          <w:lang w:val="en-150"/>
+        </w:rPr>
+      </w:pPr>
+      <w:r>
+        <w:rPr>
+          <w:lang w:val="en-150"/>
+        </w:rPr>
+        <w:t>The purpose of the war room is creativity, not as a meeting room where directors meet. The war room should be for creative debates and not business debates.</w:t>
+      </w:r>
+    </w:p>
+    <w:p>
+      <w:pPr>
+        <w:rPr>
+          <w:b/>
+          <w:bCs/>
+          <w:lang w:val="en-150"/>
+        </w:rPr>
+      </w:pPr>
+      <w:r>
+        <w:rPr>
+          <w:b/>
+          <w:bCs/>
+          <w:lang w:val="en-150"/>
+        </w:rPr>
+        <w:t>Quick Decisions</w:t>
+      </w:r>
+    </w:p>
+    <w:p>
+      <w:pPr>
+        <w:rPr>
+          <w:lang w:val="en-150"/>
+        </w:rPr>
+      </w:pPr>
+      <w:r>
+        <w:rPr>
+          <w:lang w:val="en-150"/>
+        </w:rPr>
+        <w:t>Sometimes, the decision should be taken quickly to move the project forward. Other times, the decision should be considered over a longer period.</w:t>
+      </w:r>
+    </w:p>
+    <w:p>
+      <w:pPr>
+        <w:rPr>
+          <w:b/>
+          <w:bCs/>
+          <w:lang w:val="en-150"/>
+        </w:rPr>
+      </w:pPr>
+      <w:r>
+        <w:rPr>
+          <w:b/>
+          <w:bCs/>
+          <w:lang w:val="en-150"/>
+        </w:rPr>
+        <w:t>Why is a War Room Good?</w:t>
+      </w:r>
+    </w:p>
+    <w:p>
+      <w:pPr>
+        <w:rPr>
+          <w:lang w:val="en-150"/>
+        </w:rPr>
+      </w:pPr>
+      <w:r>
+        <w:rPr>
+          <w:lang w:val="en-150"/>
+        </w:rPr>
+        <w:t>What is a war room, and what are the benefits that it brings? Here, we will cover just that.</w:t>
+      </w:r>
+    </w:p>
+    <w:p>
+      <w:pPr>
+        <w:rPr>
+          <w:b/>
+          <w:bCs/>
+          <w:lang w:val="en-150"/>
+        </w:rPr>
+      </w:pPr>
+      <w:r>
+        <w:rPr>
+          <w:b/>
+          <w:bCs/>
+          <w:lang w:val="en-150"/>
+        </w:rPr>
+        <w:t>Effective Communication</w:t>
+      </w:r>
+    </w:p>
+    <w:p>
+      <w:pPr>
+        <w:rPr>
+          <w:lang w:val="en-150"/>
+        </w:rPr>
+      </w:pPr>
+      <w:r>
+        <w:rPr>
+          <w:lang w:val="en-150"/>
+        </w:rPr>
+        <w:t>The biggest and most notable benefit of a war room is that it enables effective communication between members of the team.</w:t>
+      </w:r>
+    </w:p>
+    <w:p>
+      <w:pPr>
+        <w:rPr>
+          <w:lang w:val="en-150"/>
+        </w:rPr>
+      </w:pPr>
+      <w:r>
+        <w:rPr>
+          <w:lang w:val="en-150"/>
+        </w:rPr>
+        <w:t>Meeting people in a war room is more efficient than conveying ideas over the phone or through email. A lot of information might get lost in any other meeting situation, and it is better to meet in person.</w:t>
+      </w:r>
+    </w:p>
+    <w:p>
+      <w:pPr>
+        <w:rPr>
+          <w:lang w:val="en-150"/>
+        </w:rPr>
+      </w:pPr>
+      <w:r>
+        <w:rPr>
+          <w:lang w:val="en-150"/>
+        </w:rPr>
+        <w:t>The team can really focus on the project in person, eliminating all potential disturbing factors of all other types of communication, such as the telephone.</w:t>
+      </w:r>
+    </w:p>
+    <w:p>
+      <w:pPr>
+        <w:rPr>
+          <w:b/>
+          <w:bCs/>
+          <w:lang w:val="en-150"/>
+        </w:rPr>
+      </w:pPr>
+      <w:r>
+        <w:rPr>
+          <w:b/>
+          <w:bCs/>
+          <w:lang w:val="en-150"/>
+        </w:rPr>
+        <w:t>The Information Can Be Managed Easily</w:t>
+      </w:r>
+    </w:p>
+    <w:p>
+      <w:pPr>
+        <w:rPr>
+          <w:lang w:val="en-150"/>
+        </w:rPr>
+      </w:pPr>
+      <w:r>
+        <w:rPr>
+          <w:lang w:val="en-150"/>
+        </w:rPr>
+        <w:lastRenderedPageBreak/>
+        <w:t>Another benefit of a war room is that visualization is much easier in the war room due to the technology and gadgets used there. Computers, whiteboards, and walls can be used as places where visual information is conveyed, which enables a much easier, more effective visualization of the data and facts that are in question.</w:t>
+      </w:r>
+    </w:p>
+    <w:p>
+      <w:pPr>
+        <w:rPr>
+          <w:b/>
+          <w:bCs/>
+          <w:lang w:val="en-150"/>
+        </w:rPr>
+      </w:pPr>
+      <w:r>
+        <w:rPr>
+          <w:b/>
+          <w:bCs/>
+          <w:lang w:val="en-150"/>
+        </w:rPr>
+        <w:t>Better Focus</w:t>
+      </w:r>
+    </w:p>
+    <w:p>
+      <w:pPr>
+        <w:rPr>
+          <w:lang w:val="en-150"/>
+        </w:rPr>
+      </w:pPr>
+      <w:r>
+        <w:rPr>
+          <w:lang w:val="en-150"/>
+        </w:rPr>
+        <w:t>When people are there for the sole purpose of pushing the project forward, there should always be more focus on the project.</w:t>
+      </w:r>
+    </w:p>
+    <w:p>
+      <w:pPr>
+        <w:rPr>
+          <w:lang w:val="en-150"/>
+        </w:rPr>
+      </w:pPr>
+      <w:r>
+        <w:rPr>
+          <w:lang w:val="en-150"/>
+        </w:rPr>
+        <w:t>In the war room, there are likely to be no other disturbances that would shift the focus of people in there, and the project is made the primary focus of the team.</w:t>
+      </w:r>
+    </w:p>
+    <w:p>
+      <w:pPr>
+        <w:rPr>
+          <w:b/>
+          <w:bCs/>
+          <w:lang w:val="en-150"/>
+        </w:rPr>
+      </w:pPr>
+      <w:r>
+        <w:rPr>
+          <w:b/>
+          <w:bCs/>
+          <w:lang w:val="en-150"/>
+        </w:rPr>
+        <w:t>Better Chemistry Between People</w:t>
+      </w:r>
+    </w:p>
+    <w:p>
+      <w:pPr>
+        <w:rPr>
+          <w:lang w:val="en-150"/>
+        </w:rPr>
+      </w:pPr>
+      <w:r>
+        <w:rPr>
+          <w:lang w:val="en-150"/>
+        </w:rPr>
+        <w:t>This is an aspect that cannot be neglected and is sometimes the decisive aspect of whether a project is successful or not.</w:t>
+      </w:r>
+    </w:p>
+    <w:p>
+      <w:pPr>
+        <w:rPr>
+          <w:lang w:val="en-150"/>
+        </w:rPr>
+      </w:pPr>
+      <w:r>
+        <w:rPr>
+          <w:lang w:val="en-150"/>
+        </w:rPr>
+        <w:t>The team can grow together and develop chemistry between them, which can increase the chances of success. The room works as one, and the focus of the people is on the same thing.</w:t>
+      </w:r>
+    </w:p>
+    <w:p>
+      <w:pPr>
+        <w:rPr>
+          <w:lang w:val="en-150"/>
+        </w:rPr>
+      </w:pPr>
+      <w:r>
+        <w:rPr>
+          <w:lang w:val="en-150"/>
+        </w:rPr>
+        <w:t>It allows members of the </w:t>
+      </w:r>
+      <w:hyperlink r:id="rId9" w:history="1">
+        <w:r>
+          <w:rPr>
+            <w:rStyle w:val="Hyperlink"/>
+            <w:lang w:val="en-150"/>
+          </w:rPr>
+          <w:t>team to bond and creates</w:t>
+        </w:r>
+      </w:hyperlink>
+      <w:r>
+        <w:rPr>
+          <w:lang w:val="en-150"/>
+        </w:rPr>
+        <w:t> a mutual understanding that would not have been possible if they were not in a war room.</w:t>
+      </w:r>
+    </w:p>
+    <w:p>
+      <w:pPr>
+        <w:rPr>
+          <w:b/>
+          <w:bCs/>
+          <w:lang w:val="en-150"/>
+        </w:rPr>
+      </w:pPr>
+      <w:r>
+        <w:rPr>
+          <w:b/>
+          <w:bCs/>
+          <w:lang w:val="en-150"/>
+        </w:rPr>
+        <w:t>Visual Data Is Easier to Manipulate</w:t>
+      </w:r>
+    </w:p>
+    <w:p>
+      <w:pPr>
+        <w:rPr>
+          <w:lang w:val="en-150"/>
+        </w:rPr>
+      </w:pPr>
+      <w:r>
+        <w:rPr>
+          <w:lang w:val="en-150"/>
+        </w:rPr>
+        <w:t>In a war room, there is likely to be plenty of visual data on display. This data is made in such a way that it is easy to manipulate and, consequently, much easier to understand.</w:t>
+      </w:r>
+    </w:p>
+    <w:p>
+      <w:pPr>
+        <w:rPr>
+          <w:lang w:val="en-150"/>
+        </w:rPr>
+      </w:pPr>
+      <w:r>
+        <w:rPr>
+          <w:lang w:val="en-150"/>
+        </w:rPr>
+        <w:t>If it was conveyed with words, it would likely not be as powerful as it is in its visual form.</w:t>
+      </w:r>
+    </w:p>
+    <w:p>
+      <w:pPr>
+        <w:rPr>
+          <w:lang w:val="en-150"/>
         </w:rPr>
       </w:pPr>
     </w:p>
@@ -1497,7 +2076,7 @@
 </file>
 
 <file path=word/numbering.xml><?xml version="1.0" encoding="utf-8"?>
-<w:numbering xmlns:wpc="http://schemas.microsoft.com/office/word/2010/wordprocessingCanvas" xmlns:cx="http://schemas.microsoft.com/office/drawing/2014/chartex" xmlns:cx1="http://schemas.microsoft.com/office/drawing/2015/9/8/chartex" xmlns:cx2="http://schemas.microsoft.com/office/drawing/2015/10/21/chartex" xmlns:cx3="http://schemas.microsoft.com/office/drawing/2016/5/9/chartex" xmlns:cx4="http://schemas.microsoft.com/office/drawing/2016/5/10/chartex" xmlns:cx5="http://schemas.microsoft.com/office/drawing/2016/5/11/chartex" xmlns:cx6="http://schemas.microsoft.com/office/drawing/2016/5/12/chartex" xmlns:cx7="http://schemas.microsoft.com/office/drawing/2016/5/13/chartex" xmlns:cx8="http://schemas.microsoft.com/office/drawing/2016/5/14/chartex" xmlns:mc="http://schemas.openxmlformats.org/markup-compatibility/2006" xmlns:aink="http://schemas.microsoft.com/office/drawing/2016/ink" xmlns:am3d="http://schemas.microsoft.com/office/drawing/2017/model3d" xmlns:o="urn:schemas-microsoft-com:office:office" xmlns:r="http://schemas.openxmlformats.org/officeDocument/2006/relationships" xmlns:m="http://schemas.openxmlformats.org/officeDocument/2006/math" xmlns:v="urn:schemas-microsoft-com:vml" xmlns:wp14="http://schemas.microsoft.com/office/word/2010/wordprocessingDrawing" xmlns:wp="http://schemas.openxmlformats.org/drawingml/2006/wordprocessingDrawing" xmlns:w10="urn:schemas-microsoft-com:office:word" xmlns:w="http://schemas.openxmlformats.org/wordprocessingml/2006/main" xmlns:w14="http://schemas.microsoft.com/office/word/2010/wordml" xmlns:w15="http://schemas.microsoft.com/office/word/2012/wordml" xmlns:w16cex="http://schemas.microsoft.com/office/word/2018/wordml/cex" xmlns:w16cid="http://schemas.microsoft.com/office/word/2016/wordml/cid" xmlns:w16="http://schemas.microsoft.com/office/word/2018/wordml" xmlns:w16sdtdh="http://schemas.microsoft.com/office/word/2020/wordml/sdtdatahash" xmlns:w16se="http://schemas.microsoft.com/office/word/2015/wordml/symex" xmlns:wpg="http://schemas.microsoft.com/office/word/2010/wordprocessingGroup" xmlns:wpi="http://schemas.microsoft.com/office/word/2010/wordprocessingInk" xmlns:wne="http://schemas.microsoft.com/office/word/2006/wordml" xmlns:wps="http://schemas.microsoft.com/office/word/2010/wordprocessingShape" mc:Ignorable="w14 w15 w16se w16cid w16 w16cex w16sdtdh wp14">
+<w:numbering xmlns:wpc="http://schemas.microsoft.com/office/word/2010/wordprocessingCanvas" xmlns:cx="http://schemas.microsoft.com/office/drawing/2014/chartex" xmlns:cx1="http://schemas.microsoft.com/office/drawing/2015/9/8/chartex" xmlns:cx2="http://schemas.microsoft.com/office/drawing/2015/10/21/chartex" xmlns:cx3="http://schemas.microsoft.com/office/drawing/2016/5/9/chartex" xmlns:cx4="http://schemas.microsoft.com/office/drawing/2016/5/10/chartex" xmlns:cx5="http://schemas.microsoft.com/office/drawing/2016/5/11/chartex" xmlns:cx6="http://schemas.microsoft.com/office/drawing/2016/5/12/chartex" xmlns:cx7="http://schemas.microsoft.com/office/drawing/2016/5/13/chartex" xmlns:cx8="http://schemas.microsoft.com/office/drawing/2016/5/14/chartex" xmlns:mc="http://schemas.openxmlformats.org/markup-compatibility/2006" xmlns:aink="http://schemas.microsoft.com/office/drawing/2016/ink" xmlns:am3d="http://schemas.microsoft.com/office/drawing/2017/model3d" xmlns:o="urn:schemas-microsoft-com:office:office" xmlns:oel="http://schemas.microsoft.com/office/2019/extlst" xmlns:r="http://schemas.openxmlformats.org/officeDocument/2006/relationships" xmlns:m="http://schemas.openxmlformats.org/officeDocument/2006/math" xmlns:v="urn:schemas-microsoft-com:vml" xmlns:wp14="http://schemas.microsoft.com/office/word/2010/wordprocessingDrawing" xmlns:wp="http://schemas.openxmlformats.org/drawingml/2006/wordprocessingDrawing" xmlns:w10="urn:schemas-microsoft-com:office:word" xmlns:w="http://schemas.openxmlformats.org/wordprocessingml/2006/main" xmlns:w14="http://schemas.microsoft.com/office/word/2010/wordml" xmlns:w15="http://schemas.microsoft.com/office/word/2012/wordml" xmlns:w16cex="http://schemas.microsoft.com/office/word/2018/wordml/cex" xmlns:w16cid="http://schemas.microsoft.com/office/word/2016/wordml/cid" xmlns:w16="http://schemas.microsoft.com/office/word/2018/wordml" xmlns:w16sdtdh="http://schemas.microsoft.com/office/word/2020/wordml/sdtdatahash" xmlns:w16se="http://schemas.microsoft.com/office/word/2015/wordml/symex" xmlns:wpg="http://schemas.microsoft.com/office/word/2010/wordprocessingGroup" xmlns:wpi="http://schemas.microsoft.com/office/word/2010/wordprocessingInk" xmlns:wne="http://schemas.microsoft.com/office/word/2006/wordml" xmlns:wps="http://schemas.microsoft.com/office/word/2010/wordprocessingShape" mc:Ignorable="w14 w15 w16se w16cid w16 w16cex w16sdtdh wp14">
   <w:abstractNum w:abstractNumId="0" w15:restartNumberingAfterBreak="0">
     <w:nsid w:val="1A305C12"/>
     <w:multiLevelType w:val="hybridMultilevel"/>
@@ -1724,10 +2303,10 @@
       </w:rPr>
     </w:lvl>
   </w:abstractNum>
-  <w:num w:numId="1">
+  <w:num w:numId="1" w16cid:durableId="666709543">
     <w:abstractNumId w:val="0"/>
   </w:num>
-  <w:num w:numId="2">
+  <w:num w:numId="2" w16cid:durableId="1691373926">
     <w:abstractNumId w:val="1"/>
   </w:num>
 </w:numbering>
@@ -2224,7 +2803,6 @@
   <w:style w:type="character" w:default="1" w:styleId="DefaultParagraphFont">
     <w:name w:val="Default Paragraph Font"/>
     <w:uiPriority w:val="1"/>
-    <w:semiHidden/>
     <w:unhideWhenUsed/>
   </w:style>
   <w:style w:type="table" w:default="1" w:styleId="TableNormal">
@@ -2379,6 +2957,18 @@
     <w:rPr>
       <w:color w:val="0563C1" w:themeColor="hyperlink"/>
       <w:u w:val="single"/>
+    </w:rPr>
+  </w:style>
+  <w:style w:type="character" w:styleId="UnresolvedMention">
+    <w:name w:val="Unresolved Mention"/>
+    <w:basedOn w:val="DefaultParagraphFont"/>
+    <w:uiPriority w:val="99"/>
+    <w:semiHidden/>
+    <w:unhideWhenUsed/>
+    <w:rsid w:val="001568C0"/>
+    <w:rPr>
+      <w:color w:val="605E5C"/>
+      <w:shd w:val="clear" w:color="auto" w:fill="E1DFDD"/>
     </w:rPr>
   </w:style>
 </w:styles>
